--- a/secoes/02_Condicoes_Ambientais/equacoes/Quadro_Equacoes_Secao_02.docx
+++ b/secoes/02_Condicoes_Ambientais/equacoes/Quadro_Equacoes_Secao_02.docx
@@ -22,12 +22,17 @@
     </w:p>
     <w:p>
       <w:r>
-        <w:t>Este inventário organiza 7 relações numeradas: 4 do núcleo já escrito no notebook e 3 de apoio, verificadas no código. Usar a coluna de inserção para distribuir a redação e manter os IDs nas referências cruzadas.</w:t>
+        <w:t>Este inventário organiza 7 relações numeradas: 4 escritas nas células de método do notebook e 3 complementares explicitadas a partir do código. Usar a coluna de inserção para distribuir a redação e manter os IDs nas referências cruzadas.</w:t>
       </w:r>
     </w:p>
     <w:p>
       <w:r>
-        <w:t>Cada linha conta uma relação. Constantes e parâmetros não entram nessa contagem. Os itens N constituem o núcleo de inserção; os itens C detalham o método e podem ser incluídos conforme o espaço e a discussão da subseção. A numeração final do capítulo será definida na consolidação.</w:t>
+        <w:t>A coluna de aplicação distingue conversão principal, tratamento, avaliação, fundamentação, ilustrações e cenários. N e C indicam onde a relação foi registrada e não separam modelos físicos de cenários. Cada símbolo recebe descrição e unidade na própria linha; 1 indica adimensional.</w:t>
+      </w:r>
+    </w:p>
+    <w:p>
+      <w:r>
+        <w:t>O modelo A converte POA medida e meteorologia local por atenuação assumida, Faiman, CEC de diodo único, perdas CC, inversor PVWatts e perdas CA. A transposição exploratória, a aproximação CC PVWatts, o ajuste empírico e o balanço BIPV são identificados em suas respectivas aplicações.</w:t>
       </w:r>
     </w:p>
     <w:tbl>
@@ -70,6 +75,7 @@
           </w:tcPr>
           <w:p>
             <w:pPr>
+              <w:keepNext/>
               <w:spacing w:after="40" w:before="0" w:line="240" w:lineRule="auto"/>
               <w:ind w:firstLine="0"/>
             </w:pPr>
@@ -92,6 +98,7 @@
           </w:tcPr>
           <w:p>
             <w:pPr>
+              <w:keepNext/>
               <w:spacing w:after="40" w:before="0" w:line="240" w:lineRule="auto"/>
               <w:ind w:firstLine="0"/>
               <w:jc w:val="center"/>
@@ -103,7 +110,7 @@
                 <w:color w:val="000000"/>
                 <w:sz w:val="24"/>
               </w:rPr>
-              <w:t>Núcleo N</w:t>
+              <w:t>Notebook N</w:t>
             </w:r>
           </w:p>
         </w:tc>
@@ -115,6 +122,7 @@
           </w:tcPr>
           <w:p>
             <w:pPr>
+              <w:keepNext/>
               <w:spacing w:after="40" w:before="0" w:line="240" w:lineRule="auto"/>
               <w:ind w:firstLine="0"/>
               <w:jc w:val="center"/>
@@ -126,7 +134,7 @@
                 <w:color w:val="000000"/>
                 <w:sz w:val="24"/>
               </w:rPr>
-              <w:t>Apoio C</w:t>
+              <w:t>Código C</w:t>
             </w:r>
           </w:p>
         </w:tc>
@@ -138,6 +146,7 @@
           </w:tcPr>
           <w:p>
             <w:pPr>
+              <w:keepNext/>
               <w:spacing w:after="40" w:before="0" w:line="240" w:lineRule="auto"/>
               <w:ind w:firstLine="0"/>
               <w:jc w:val="center"/>
@@ -258,6 +267,9 @@
       </w:r>
     </w:p>
     <w:p>
+      <w:pPr>
+        <w:keepNext/>
+      </w:pPr>
       <w:r>
         <w:t>Distribuição por subseção: 2.1 com 3 relações; 2.2 com 1 relação; 2.3 com 1 relação; 2.4 com 2 relações.</w:t>
       </w:r>
@@ -307,6 +319,7 @@
           </w:tcPr>
           <w:p>
             <w:pPr>
+              <w:keepNext/>
               <w:spacing w:after="40" w:before="0" w:line="240" w:lineRule="auto"/>
               <w:ind w:firstLine="0"/>
             </w:pPr>
@@ -329,6 +342,7 @@
           </w:tcPr>
           <w:p>
             <w:pPr>
+              <w:keepNext/>
               <w:spacing w:after="40" w:before="0" w:line="240" w:lineRule="auto"/>
               <w:ind w:firstLine="0"/>
             </w:pPr>
@@ -351,6 +365,7 @@
           </w:tcPr>
           <w:p>
             <w:pPr>
+              <w:keepNext/>
               <w:spacing w:after="40" w:before="0" w:line="240" w:lineRule="auto"/>
               <w:ind w:firstLine="0"/>
             </w:pPr>
@@ -361,7 +376,7 @@
                 <w:color w:val="000000"/>
                 <w:sz w:val="24"/>
               </w:rPr>
-              <w:t>Função e símbolos</w:t>
+              <w:t>Função e símbolos com unidades</w:t>
             </w:r>
           </w:p>
         </w:tc>
@@ -373,6 +388,7 @@
           </w:tcPr>
           <w:p>
             <w:pPr>
+              <w:keepNext/>
               <w:spacing w:after="40" w:before="0" w:line="240" w:lineRule="auto"/>
               <w:ind w:firstLine="0"/>
             </w:pPr>
@@ -383,7 +399,7 @@
                 <w:color w:val="000000"/>
                 <w:sz w:val="24"/>
               </w:rPr>
-              <w:t>Origem e uso</w:t>
+              <w:t>Registro e aplicação</w:t>
             </w:r>
           </w:p>
         </w:tc>
@@ -581,7 +597,7 @@
                 <w:color w:val="000000"/>
                 <w:sz w:val="24"/>
               </w:rPr>
-              <w:t>xi variável analisada; n pares; média na unidade de x.</w:t>
+              <w:t>x̄: média amostral da variável [unidade de x: °C, m/s, W/m² ou kW]; n: número de observações válidas da variável [1 (contagem)]; xi: observação da variável tabulada [unidade de x: °C, m/s, W/m² ou kW]; i: índice do intervalo ou da observação na janela [1 (índice)].</w:t>
             </w:r>
           </w:p>
         </w:tc>
@@ -601,8 +617,9 @@
                 <w:color w:val="000000"/>
                 <w:sz w:val="24"/>
               </w:rPr>
-              <w:t>C Apoio do código</w:t>
+              <w:t>C Relação do código</w:t>
               <w:br/>
+              <w:t>Integração ou estatística dos dados</w:t>
             </w:r>
           </w:p>
         </w:tc>
@@ -871,7 +888,7 @@
                 <w:color w:val="000000"/>
                 <w:sz w:val="24"/>
               </w:rPr>
-              <w:t>n maior que 1; sx na unidade de x.</w:t>
+              <w:t>sx: desvio padrão amostral de x [unidade de x: °C, m/s, W/m² ou kW]; n: número de observações válidas da variável [1 (contagem)]; xi: observação da variável tabulada [unidade de x: °C, m/s, W/m² ou kW]; x̄: média amostral da variável [unidade de x: °C, m/s, W/m² ou kW]; i: índice do intervalo ou da observação na janela [1 (índice)].</w:t>
             </w:r>
           </w:p>
         </w:tc>
@@ -891,8 +908,9 @@
                 <w:color w:val="000000"/>
                 <w:sz w:val="24"/>
               </w:rPr>
-              <w:t>C Apoio do código</w:t>
+              <w:t>C Relação do código</w:t>
               <w:br/>
+              <w:t>Integração ou estatística dos dados</w:t>
             </w:r>
           </w:p>
         </w:tc>
@@ -1059,7 +1077,7 @@
                 <w:color w:val="000000"/>
                 <w:sz w:val="24"/>
               </w:rPr>
-              <w:t>Q1 e Q3 quartis da mesma variável e janela.</w:t>
+              <w:t>IQR: amplitude interquartil de x [unidade de x: °C, m/s, W/m² ou kW]; Q3: terceiro quartil de x; percentil 75 [unidade de x: °C, m/s, W/m² ou kW]; Q1: primeiro quartil de x; percentil 25 [unidade de x: °C, m/s, W/m² ou kW].</w:t>
             </w:r>
           </w:p>
         </w:tc>
@@ -1079,8 +1097,9 @@
                 <w:color w:val="000000"/>
                 <w:sz w:val="24"/>
               </w:rPr>
-              <w:t>C Apoio do código</w:t>
+              <w:t>C Relação do código</w:t>
               <w:br/>
+              <w:t>Integração ou estatística dos dados</w:t>
             </w:r>
           </w:p>
         </w:tc>
@@ -1334,7 +1353,7 @@
                 <w:color w:val="000000"/>
                 <w:sz w:val="24"/>
               </w:rPr>
-              <w:t>ρg albedo; β inclinação; irradiâncias em W/m².</w:t>
+              <w:t>Gsolo: irradiância refletida pelo solo no plano [W/m²]; ρg: albedo assumido para o solo [1 (adimensional)]; GHI: irradiância global horizontal [W/m²]; β: inclinação do plano em relação à horizontal [°].</w:t>
             </w:r>
           </w:p>
         </w:tc>
@@ -1354,8 +1373,22 @@
                 <w:color w:val="000000"/>
                 <w:sz w:val="24"/>
               </w:rPr>
-              <w:t>N Núcleo do notebook</w:t>
+              <w:t>N Fórmula no notebook</w:t>
               <w:br/>
+              <w:t>Transposição exploratória e cenários</w:t>
+            </w:r>
+          </w:p>
+          <w:p>
+            <w:pPr>
+              <w:spacing w:after="40" w:before="0" w:line="240" w:lineRule="auto"/>
+              <w:ind w:firstLine="0"/>
+            </w:pPr>
+            <w:r>
+              <w:rPr>
+                <w:rFonts w:ascii="Times New Roman" w:hAnsi="Times New Roman"/>
+                <w:color w:val="000000"/>
+                <w:sz w:val="24"/>
+              </w:rPr>
               <w:t>R06, R14, R29</w:t>
             </w:r>
           </w:p>
@@ -1562,7 +1595,7 @@
                 <w:color w:val="000000"/>
                 <w:sz w:val="24"/>
               </w:rPr>
-              <w:t>s fração assumida entre 0 e 1; Gef e GPOA em W/m².</w:t>
+              <w:t>Gef: irradiância efetiva após atenuação assumida [W/m²]; s: fração de atenuação uniforme assumida [1 (adimensional)]; GPOA: irradiância no plano; medida no modelo principal [W/m²].</w:t>
             </w:r>
           </w:p>
         </w:tc>
@@ -1582,8 +1615,22 @@
                 <w:color w:val="000000"/>
                 <w:sz w:val="24"/>
               </w:rPr>
-              <w:t>N Núcleo do notebook</w:t>
+              <w:t>N Fórmula no notebook</w:t>
               <w:br/>
+              <w:t>Conversão física principal</w:t>
+            </w:r>
+          </w:p>
+          <w:p>
+            <w:pPr>
+              <w:spacing w:after="40" w:before="0" w:line="240" w:lineRule="auto"/>
+              <w:ind w:firstLine="0"/>
+            </w:pPr>
+            <w:r>
+              <w:rPr>
+                <w:rFonts w:ascii="Times New Roman" w:hAnsi="Times New Roman"/>
+                <w:color w:val="000000"/>
+                <w:sz w:val="24"/>
+              </w:rPr>
               <w:t>R28, R25</w:t>
             </w:r>
           </w:p>
@@ -1884,7 +1931,7 @@
                 <w:color w:val="000000"/>
                 <w:sz w:val="24"/>
               </w:rPr>
-              <w:t>β inclinação; γs e γa azimutes solar e do arranjo; θi incidência.</w:t>
+              <w:t>θi: ângulo entre os raios e a normal ao plano [°]; θz: ângulo zenital solar [°]; β: inclinação do plano em relação à horizontal [°]; γs: azimute solar a partir do norte no sentido horário [°]; γa: azimute do plano na mesma convenção [°].</w:t>
             </w:r>
           </w:p>
         </w:tc>
@@ -1904,8 +1951,22 @@
                 <w:color w:val="000000"/>
                 <w:sz w:val="24"/>
               </w:rPr>
-              <w:t>N Núcleo do notebook</w:t>
+              <w:t>N Fórmula no notebook</w:t>
               <w:br/>
+              <w:t>Geometria calculada e seleção de intervalos</w:t>
+            </w:r>
+          </w:p>
+          <w:p>
+            <w:pPr>
+              <w:spacing w:after="40" w:before="0" w:line="240" w:lineRule="auto"/>
+              <w:ind w:firstLine="0"/>
+            </w:pPr>
+            <w:r>
+              <w:rPr>
+                <w:rFonts w:ascii="Times New Roman" w:hAnsi="Times New Roman"/>
+                <w:color w:val="000000"/>
+                <w:sz w:val="24"/>
+              </w:rPr>
               <w:t>R03, R09, R29</w:t>
             </w:r>
           </w:p>
@@ -2059,7 +2120,7 @@
                 <w:color w:val="000000"/>
                 <w:sz w:val="24"/>
               </w:rPr>
-              <w:t>h altura; αs altura solar positiva; ℓ comprimento na unidade de h.</w:t>
+              <w:t>ℓ: comprimento horizontal da sombra do exemplo [m]; h: altura do obstáculo do exemplo [m]; αs: altura solar positiva acima do horizonte [°].</w:t>
             </w:r>
           </w:p>
         </w:tc>
@@ -2079,8 +2140,22 @@
                 <w:color w:val="000000"/>
                 <w:sz w:val="24"/>
               </w:rPr>
-              <w:t>N Núcleo do notebook</w:t>
+              <w:t>N Fórmula no notebook</w:t>
               <w:br/>
+              <w:t>Fundamentação ou exemplo geométrico</w:t>
+            </w:r>
+          </w:p>
+          <w:p>
+            <w:pPr>
+              <w:spacing w:after="40" w:before="0" w:line="240" w:lineRule="auto"/>
+              <w:ind w:firstLine="0"/>
+            </w:pPr>
+            <w:r>
+              <w:rPr>
+                <w:rFonts w:ascii="Times New Roman" w:hAnsi="Times New Roman"/>
+                <w:color w:val="000000"/>
+                <w:sz w:val="24"/>
+              </w:rPr>
               <w:t>R03, R09, R29</w:t>
             </w:r>
           </w:p>
@@ -2102,7 +2177,22 @@
     </w:p>
     <w:p>
       <w:r>
-        <w:t>Usar o mesmo plano, intervalo e máscara temporal nas comparações. G designa irradiância; H irradiação; P potência e E energia. As temperaturas são expressas em °C; diferenças de temperatura também podem ser expressas em K. Os ângulos devem seguir uma convenção única de azimute.</w:t>
+        <w:t>Usar o mesmo plano, intervalo e máscara temporal nas comparações. G designa irradiância; H irradiação; P potência e E energia. Cada linha define todas as variáveis da relação. i indexa intervalos ou observações; j indexa perdas ou estágios conforme a linha. As operações soma, produto, média, valor absoluto, mínimo e máximo não são novas variáveis.</w:t>
+      </w:r>
+    </w:p>
+    <w:p>
+      <w:r>
+        <w:t>Ângulos são declarados em graus. Rotinas trigonométricas que recebem radianos exigem conversão. Azimutes partem do norte no sentido horário.</w:t>
+      </w:r>
+    </w:p>
+    <w:p>
+      <w:r>
+        <w:t>U0 tem unidade W/(m²·K) e U1 tem W·s/(m³·K), de modo que Gef/(U0+U1v) é diferença de temperatura em K, numericamente igual a °C.</w:t>
+      </w:r>
+    </w:p>
+    <w:p>
+      <w:r>
+        <w:t>Cada linha conta uma relação. Constantes e parâmetros não entram na contagem. Os itens N são o núcleo editorial já escrito e os C detalham o método; selecionar a inclusão conforme a discussão e o espaço. A numeração final do capítulo será definida na consolidação.</w:t>
       </w:r>
     </w:p>
     <w:p>
@@ -2145,7 +2235,7 @@
     </w:p>
     <w:p>
       <w:r>
-        <w:t>O núcleo N foi conferido nas 19 subseções do notebook e na matriz do capítulo da revisão 17ffe0eeb7d7. A fórmula repetida em 2.1 e 3.2 recebeu um só ID. Conversões de unidade, máscaras de qualidade e algoritmos internos de SPA, CEC e Perez–Driesse permanecem descritos no código e nas referências, sem numeração editorial adicional.</w:t>
+        <w:t>As fórmulas N foram conferidas nas 19 subseções do notebook e na matriz da revisão 17ffe0eeb7d7. Os algoritmos de SPA, CEC e Perez–Driesse, as conversões e os filtros estão no código. Citar as fontes R e explicitar as hipóteses na redação.</w:t>
       </w:r>
     </w:p>
     <w:p>
@@ -2156,11 +2246,6 @@
     <w:p>
       <w:r>
         <w:t>Inventário legível com localização e links: https://github.com/samuelasroma-byte/SPGER0046_Energias_Renovaveis/blob/main/docs/equacoes/README.md</w:t>
-      </w:r>
-    </w:p>
-    <w:p>
-      <w:r>
-        <w:t>Os códigos R identificam as fontes já catalogadas no projeto. As equações de apoio foram transcritas do código; para a redação científica, citar a fonte metodológica correspondente e explicitar as hipóteses do estudo.</w:t>
       </w:r>
     </w:p>
     <w:sectPr>

--- a/secoes/02_Condicoes_Ambientais/equacoes/Quadro_Equacoes_Secao_02.docx
+++ b/secoes/02_Condicoes_Ambientais/equacoes/Quadro_Equacoes_Secao_02.docx
@@ -254,7 +254,7 @@
     </w:tbl>
     <w:p>
       <w:r>
-        <w:t>A equação de Faiman possui um único ID E3.03 e local de inserção em 3.2. Em 2.1 fazer remissão a esse ID. No inventário geral os quatro quadros são reunidos para controle; cada Word de seção contém somente os itens que lhe pertencem.</w:t>
+        <w:t xml:space="preserve">O modelo de Faiman corresponde a E3.03, na subseção 3.2; a subseção 2.1 utiliza essa referência.</w:t>
       </w:r>
     </w:p>
     <w:p>
@@ -1373,7 +1373,7 @@
                 <w:color w:val="000000"/>
                 <w:sz w:val="24"/>
               </w:rPr>
-              <w:t>N Fórmula no notebook</w:t>
+              <w:t>N Fórmula do notebook</w:t>
               <w:br/>
               <w:t>Transposição exploratória e cenários</w:t>
             </w:r>
@@ -1615,7 +1615,7 @@
                 <w:color w:val="000000"/>
                 <w:sz w:val="24"/>
               </w:rPr>
-              <w:t>N Fórmula no notebook</w:t>
+              <w:t>N Fórmula do notebook</w:t>
               <w:br/>
               <w:t>Conversão física principal</w:t>
             </w:r>
@@ -1951,7 +1951,7 @@
                 <w:color w:val="000000"/>
                 <w:sz w:val="24"/>
               </w:rPr>
-              <w:t>N Fórmula no notebook</w:t>
+              <w:t>N Fórmula do notebook</w:t>
               <w:br/>
               <w:t>Geometria calculada e seleção de intervalos</w:t>
             </w:r>
@@ -2140,7 +2140,7 @@
                 <w:color w:val="000000"/>
                 <w:sz w:val="24"/>
               </w:rPr>
-              <w:t>N Fórmula no notebook</w:t>
+              <w:t>N Fórmula do notebook</w:t>
               <w:br/>
               <w:t>Fundamentação ou exemplo geométrico</w:t>
             </w:r>
@@ -2192,7 +2192,7 @@
     </w:p>
     <w:p>
       <w:r>
-        <w:t>Cada linha conta uma relação. Constantes e parâmetros não entram na contagem. Os itens N são o núcleo editorial já escrito e os C detalham o método; selecionar a inclusão conforme a discussão e o espaço. A numeração final do capítulo será definida na consolidação.</w:t>
+        <w:t>Cada linha conta uma relação. Constantes e parâmetros não entram na contagem. N identifica relações do notebook e C, relações complementares do código; selecionar a inclusão conforme a discussão e o espaço. A numeração final do capítulo será definida na consolidação.</w:t>
       </w:r>
     </w:p>
     <w:p>
@@ -2235,7 +2235,7 @@
     </w:p>
     <w:p>
       <w:r>
-        <w:t>As fórmulas N foram conferidas nas 19 subseções do notebook e na matriz da revisão 17ffe0eeb7d7. Os algoritmos de SPA, CEC e Perez–Driesse, as conversões e os filtros estão no código. Citar as fontes R e explicitar as hipóteses na redação.</w:t>
+        <w:t>As fórmulas N correspondem às células de método das 19 subseções do notebook. Os algoritmos de SPA, CEC e Perez–Driesse, as conversões e os filtros estão no código. Citar as fontes R e explicitar as hipóteses na redação.</w:t>
       </w:r>
     </w:p>
     <w:p>
